--- a/data/employees/EMP055/AST-EMP055-03.docx
+++ b/data/employees/EMP055/AST-EMP055-03.docx
@@ -7,10 +7,7 @@
         <w:pStyle w:val="Heading1"/>
       </w:pPr>
       <w:r>
-        <w:rPr>
-          <w:sz w:val="36"/>
-        </w:rPr>
-        <w:t>Design specification - EMP055</w:t>
+        <w:t>Ast Emp055 03 - EMP055</w:t>
       </w:r>
     </w:p>
     <w:p>
@@ -18,130 +15,32 @@
         <w:pStyle w:val="Heading2"/>
       </w:pPr>
       <w:r>
-        <w:t>Document Metadata</w:t>
-      </w:r>
-    </w:p>
-    <w:tbl>
-      <w:tblPr>
-        <w:tblStyle w:val="TableGrid"/>
-        <w:tblW w:type="auto" w:w="0"/>
-        <w:tblLook w:firstColumn="1" w:firstRow="1" w:lastColumn="0" w:lastRow="0" w:noHBand="0" w:noVBand="1" w:val="04A0"/>
-      </w:tblPr>
-      <w:tblGrid>
-        <w:gridCol w:w="4320"/>
-        <w:gridCol w:w="4320"/>
-      </w:tblGrid>
-      <w:tr>
-        <w:tc>
-          <w:tcPr>
-            <w:tcW w:type="dxa" w:w="4320"/>
-          </w:tcPr>
-          <w:p>
-            <w:r>
-              <w:t>Author</w:t>
-            </w:r>
-          </w:p>
-        </w:tc>
-        <w:tc>
-          <w:tcPr>
-            <w:tcW w:type="dxa" w:w="4320"/>
-          </w:tcPr>
-          <w:p>
-            <w:r>
-              <w:t>Casey Lee</w:t>
-            </w:r>
-          </w:p>
-        </w:tc>
-      </w:tr>
-      <w:tr>
-        <w:tc>
-          <w:tcPr>
-            <w:tcW w:type="dxa" w:w="4320"/>
-          </w:tcPr>
-          <w:p>
-            <w:r>
-              <w:t>Role / Department</w:t>
-            </w:r>
-          </w:p>
-        </w:tc>
-        <w:tc>
-          <w:tcPr>
-            <w:tcW w:type="dxa" w:w="4320"/>
-          </w:tcPr>
-          <w:p>
-            <w:r>
-              <w:t>Director | R&amp;D</w:t>
-            </w:r>
-          </w:p>
-        </w:tc>
-      </w:tr>
-      <w:tr>
-        <w:tc>
-          <w:tcPr>
-            <w:tcW w:type="dxa" w:w="4320"/>
-          </w:tcPr>
-          <w:p>
-            <w:r>
-              <w:t>Location</w:t>
-            </w:r>
-          </w:p>
-        </w:tc>
-        <w:tc>
-          <w:tcPr>
-            <w:tcW w:type="dxa" w:w="4320"/>
-          </w:tcPr>
-          <w:p>
-            <w:r>
-              <w:t>Bengaluru</w:t>
-            </w:r>
-          </w:p>
-        </w:tc>
-      </w:tr>
-      <w:tr>
-        <w:tc>
-          <w:tcPr>
-            <w:tcW w:type="dxa" w:w="4320"/>
-          </w:tcPr>
-          <w:p>
-            <w:r>
-              <w:t>Last Modified</w:t>
-            </w:r>
-          </w:p>
-        </w:tc>
-        <w:tc>
-          <w:tcPr>
-            <w:tcW w:type="dxa" w:w="4320"/>
-          </w:tcPr>
-          <w:p>
-            <w:r>
-              <w:t>2025-02-28</w:t>
-            </w:r>
-          </w:p>
-        </w:tc>
-      </w:tr>
-    </w:tbl>
-    <w:p/>
-    <w:p>
-      <w:pPr>
-        <w:pStyle w:val="Heading2"/>
-      </w:pPr>
-      <w:r>
-        <w:t>Specification</w:t>
+        <w:t>Page 1</w:t>
       </w:r>
     </w:p>
     <w:p>
       <w:r>
-        <w:t>Design Specification: High-Throughput Experimentation Platform</w:t>
+        <w:t>Section 1: Automation backlog refinement. EMP055 contributes to ast emp055 03 through recurring collaboration, clear ownership boundaries, and measurable outcomes. The team captures decisions, open issues, and handoffs so that knowledge remains discoverable for future programs.</w:t>
       </w:r>
     </w:p>
     <w:p>
       <w:r>
-        <w:t>Version: 0.9 (Draft)</w:t>
+        <w:t>Section 2: Knowledge transfer and onboarding. EMP055 contributes to ast emp055 03 through recurring collaboration, clear ownership boundaries, and measurable outcomes. The team captures decisions, open issues, and handoffs so that knowledge remains discoverable for future programs.</w:t>
       </w:r>
     </w:p>
     <w:p>
       <w:r>
-        <w:t>This specification describes the architecture for the automated high-throughput experimentation platform. Robotic sample handling integrates with the LIMS via REST API. ML-driven parameter optimisation suggests next experiment conditions based on Bayesian optimisation.</w:t>
+        <w:t>Section 3: Quarterly delivery milestones. EMP055 contributes to ast emp055 03 through recurring collaboration, clear ownership boundaries, and measurable outcomes. The team captures decisions, open issues, and handoffs so that knowledge remains discoverable for future programs.</w:t>
+      </w:r>
+    </w:p>
+    <w:p>
+      <w:r>
+        <w:t>Section 4: Customer escalation analysis. EMP055 contributes to ast emp055 03 through recurring collaboration, clear ownership boundaries, and measurable outcomes. The team captures decisions, open issues, and handoffs so that knowledge remains discoverable for future programs.</w:t>
+      </w:r>
+    </w:p>
+    <w:p>
+      <w:r>
+        <w:br w:type="page"/>
       </w:r>
     </w:p>
     <w:p>
@@ -149,12 +48,60 @@
         <w:pStyle w:val="Heading2"/>
       </w:pPr>
       <w:r>
-        <w:t>Author Competencies</w:t>
+        <w:t>Page 2</w:t>
       </w:r>
     </w:p>
     <w:p>
       <w:r>
-        <w:t>MLOps, TypeScript, Fabric, Azure AI</w:t>
+        <w:t>Section 1: Customer escalation analysis. EMP055 contributes to ast emp055 03 through recurring collaboration, clear ownership boundaries, and measurable outcomes. The team captures decisions, open issues, and handoffs so that knowledge remains discoverable for future programs.</w:t>
+      </w:r>
+    </w:p>
+    <w:p>
+      <w:r>
+        <w:t>Section 2: Department KPI performance. EMP055 contributes to ast emp055 03 through recurring collaboration, clear ownership boundaries, and measurable outcomes. The team captures decisions, open issues, and handoffs so that knowledge remains discoverable for future programs.</w:t>
+      </w:r>
+    </w:p>
+    <w:p>
+      <w:r>
+        <w:t>Section 3: Operational risk review. EMP055 contributes to ast emp055 03 through recurring collaboration, clear ownership boundaries, and measurable outcomes. The team captures decisions, open issues, and handoffs so that knowledge remains discoverable for future programs.</w:t>
+      </w:r>
+    </w:p>
+    <w:p>
+      <w:r>
+        <w:t>Section 4: Customer escalation analysis. EMP055 contributes to ast emp055 03 through recurring collaboration, clear ownership boundaries, and measurable outcomes. The team captures decisions, open issues, and handoffs so that knowledge remains discoverable for future programs.</w:t>
+      </w:r>
+    </w:p>
+    <w:p>
+      <w:r>
+        <w:br w:type="page"/>
+      </w:r>
+    </w:p>
+    <w:p>
+      <w:pPr>
+        <w:pStyle w:val="Heading2"/>
+      </w:pPr>
+      <w:r>
+        <w:t>Page 3</w:t>
+      </w:r>
+    </w:p>
+    <w:p>
+      <w:r>
+        <w:t>Section 1: Customer escalation analysis. EMP055 contributes to ast emp055 03 through recurring collaboration, clear ownership boundaries, and measurable outcomes. The team captures decisions, open issues, and handoffs so that knowledge remains discoverable for future programs.</w:t>
+      </w:r>
+    </w:p>
+    <w:p>
+      <w:r>
+        <w:t>Section 2: Quarterly delivery milestones. EMP055 contributes to ast emp055 03 through recurring collaboration, clear ownership boundaries, and measurable outcomes. The team captures decisions, open issues, and handoffs so that knowledge remains discoverable for future programs.</w:t>
+      </w:r>
+    </w:p>
+    <w:p>
+      <w:r>
+        <w:t>Section 3: Fabric semantic model planning. EMP055 contributes to ast emp055 03 through recurring collaboration, clear ownership boundaries, and measurable outcomes. The team captures decisions, open issues, and handoffs so that knowledge remains discoverable for future programs.</w:t>
+      </w:r>
+    </w:p>
+    <w:p>
+      <w:r>
+        <w:t>Section 4: Data quality remediation. EMP055 contributes to ast emp055 03 through recurring collaboration, clear ownership boundaries, and measurable outcomes. The team captures decisions, open issues, and handoffs so that knowledge remains discoverable for future programs.</w:t>
       </w:r>
     </w:p>
     <w:sectPr>
